--- a/Knowledge/3-Work knowledge/1-Software Engineering/2-Testing/5-My Source/1-ISTQB Foundation Level/4-Dynamic Testing/3-Types of Acceptance Testing/3-Operational Acceptance Testing (OAT).docx
+++ b/Knowledge/3-Work knowledge/1-Software Engineering/2-Testing/5-My Source/1-ISTQB Foundation Level/4-Dynamic Testing/3-Types of Acceptance Testing/3-Operational Acceptance Testing (OAT).docx
@@ -34,51 +34,77 @@
       </w:pPr>
       <w:r>
         <w:rPr>
-          <w:b/>
-          <w:shd w:val="clear" w:color="auto" w:fill="B7B7B7"/>
-        </w:rPr>
-        <w:t># Source</w:t>
-      </w:r>
-      <w:r>
-        <w:rPr>
-          <w:shd w:val="clear" w:color="auto" w:fill="B7B7B7"/>
-        </w:rPr>
-        <w:t xml:space="preserve">: </w:t>
-      </w:r>
-      <w:r>
-        <w:rPr>
-          <w:b/>
-          <w:shd w:val="clear" w:color="auto" w:fill="B7B7B7"/>
-        </w:rPr>
-        <w:t xml:space="preserve">Chatgpt </w:t>
-      </w:r>
-      <w:r>
-        <w:rPr>
-          <w:b/>
-          <w:sz w:val="14"/>
-          <w:szCs w:val="14"/>
-          <w:shd w:val="clear" w:color="auto" w:fill="B7B7B7"/>
-        </w:rPr>
-        <w:t>(GPT</w:t>
-      </w:r>
-      <w:r>
-        <w:rPr>
-          <w:rFonts w:ascii="Cambria Math" w:hAnsi="Cambria Math" w:cs="Cambria Math"/>
-          <w:b/>
-          <w:sz w:val="14"/>
-          <w:szCs w:val="14"/>
-          <w:shd w:val="clear" w:color="auto" w:fill="B7B7B7"/>
+          <w:rFonts w:ascii="Arial" w:eastAsia="Arial" w:hAnsi="Arial" w:cs="Arial"/>
+          <w:b/>
+          <w:color w:val="000000"/>
+          <w:sz w:val="18"/>
+          <w:highlight w:val="lightGray"/>
+        </w:rPr>
+        <w:t># Source: AI Source: Provided by: [Data Path</w:t>
+      </w:r>
+      <w:r>
+        <w:rPr>
+          <w:rFonts w:ascii="Arial" w:eastAsia="Arial" w:hAnsi="Arial" w:cs="Arial"/>
+          <w:color w:val="000000"/>
+          <w:sz w:val="18"/>
+          <w:highlight w:val="lightGray"/>
+        </w:rPr>
+        <w:t xml:space="preserve">: Persons Table -&gt; ID Column: 1, Name_En Column: Motasem Essam] -&gt; </w:t>
+      </w:r>
+      <w:r>
+        <w:rPr>
+          <w:rFonts w:ascii="Arial" w:eastAsia="Arial" w:hAnsi="Arial" w:cs="Arial"/>
+          <w:b/>
+          <w:color w:val="000000"/>
+          <w:sz w:val="18"/>
+          <w:highlight w:val="lightGray"/>
+        </w:rPr>
+        <w:t>From:</w:t>
+      </w:r>
+      <w:r>
+        <w:rPr>
+          <w:rFonts w:ascii="Arial" w:eastAsia="Arial" w:hAnsi="Arial" w:cs="Arial"/>
+          <w:color w:val="000000"/>
+          <w:sz w:val="18"/>
+          <w:highlight w:val="lightGray"/>
+        </w:rPr>
+        <w:t xml:space="preserve"> [Chatgpt (GPT</w:t>
+      </w:r>
+      <w:r>
+        <w:rPr>
+          <w:rFonts w:ascii="Arial" w:eastAsia="Arial" w:hAnsi="Arial" w:cs="Cambria Math"/>
+          <w:color w:val="000000"/>
+          <w:sz w:val="18"/>
+          <w:highlight w:val="lightGray"/>
         </w:rPr>
         <w:t>‑</w:t>
       </w:r>
       <w:r>
         <w:rPr>
-          <w:b/>
-          <w:sz w:val="14"/>
-          <w:szCs w:val="14"/>
-          <w:shd w:val="clear" w:color="auto" w:fill="B7B7B7"/>
-        </w:rPr>
-        <w:t>5 Mini) at [8/22/2025]</w:t>
+          <w:rFonts w:ascii="Arial" w:eastAsia="Arial" w:hAnsi="Arial" w:cs="Arial"/>
+          <w:color w:val="000000"/>
+          <w:sz w:val="18"/>
+          <w:highlight w:val="lightGray"/>
+        </w:rPr>
+        <w:t xml:space="preserve">5 Mini)] </w:t>
+      </w:r>
+      <w:r>
+        <w:rPr>
+          <w:rFonts w:ascii="Arial" w:eastAsia="Arial" w:hAnsi="Arial" w:cs="Arial"/>
+          <w:b/>
+          <w:color w:val="000000"/>
+          <w:sz w:val="18"/>
+          <w:highlight w:val="lightGray"/>
+        </w:rPr>
+        <w:t>on</w:t>
+      </w:r>
+      <w:r>
+        <w:rPr>
+          <w:rFonts w:ascii="Arial" w:eastAsia="Arial" w:hAnsi="Arial"/>
+          <w:sz w:val="18"/>
+          <w:highlight w:val="lightGray"/>
+        </w:rPr>
+        <w:t xml:space="preserve"> [8/22/2025]</w:t>
       </w:r>
     </w:p>
     <w:p>
@@ -160,7 +186,7 @@
     </w:p>
     <w:p>
       <w:r>
-        <w:pict w14:anchorId="10D5469C">
+        <w:pict w14:anchorId="69AB63AF">
           <v:rect id="_x0000_i1025" style="width:0;height:1.5pt" o:hralign="center" o:hrstd="t" o:hr="t" fillcolor="#a0a0a0" stroked="f"/>
         </w:pict>
       </w:r>
@@ -184,51 +210,77 @@
       </w:pPr>
       <w:r>
         <w:rPr>
-          <w:b/>
-          <w:shd w:val="clear" w:color="auto" w:fill="B7B7B7"/>
-        </w:rPr>
-        <w:t># Source</w:t>
-      </w:r>
-      <w:r>
-        <w:rPr>
-          <w:shd w:val="clear" w:color="auto" w:fill="B7B7B7"/>
-        </w:rPr>
-        <w:t xml:space="preserve">: </w:t>
-      </w:r>
-      <w:r>
-        <w:rPr>
-          <w:b/>
-          <w:shd w:val="clear" w:color="auto" w:fill="B7B7B7"/>
-        </w:rPr>
-        <w:t xml:space="preserve">Chatgpt </w:t>
-      </w:r>
-      <w:r>
-        <w:rPr>
-          <w:b/>
-          <w:sz w:val="14"/>
-          <w:szCs w:val="14"/>
-          <w:shd w:val="clear" w:color="auto" w:fill="B7B7B7"/>
-        </w:rPr>
-        <w:t>(GPT</w:t>
-      </w:r>
-      <w:r>
-        <w:rPr>
-          <w:rFonts w:ascii="Cambria Math" w:hAnsi="Cambria Math" w:cs="Cambria Math"/>
-          <w:b/>
-          <w:sz w:val="14"/>
-          <w:szCs w:val="14"/>
-          <w:shd w:val="clear" w:color="auto" w:fill="B7B7B7"/>
+          <w:rFonts w:ascii="Arial" w:eastAsia="Arial" w:hAnsi="Arial" w:cs="Arial"/>
+          <w:b/>
+          <w:color w:val="000000"/>
+          <w:sz w:val="18"/>
+          <w:highlight w:val="lightGray"/>
+        </w:rPr>
+        <w:t># Source: AI Source: Provided by: [Data Path</w:t>
+      </w:r>
+      <w:r>
+        <w:rPr>
+          <w:rFonts w:ascii="Arial" w:eastAsia="Arial" w:hAnsi="Arial" w:cs="Arial"/>
+          <w:color w:val="000000"/>
+          <w:sz w:val="18"/>
+          <w:highlight w:val="lightGray"/>
+        </w:rPr>
+        <w:t xml:space="preserve">: Persons Table -&gt; ID Column: 1, Name_En Column: Motasem Essam] -&gt; </w:t>
+      </w:r>
+      <w:r>
+        <w:rPr>
+          <w:rFonts w:ascii="Arial" w:eastAsia="Arial" w:hAnsi="Arial" w:cs="Arial"/>
+          <w:b/>
+          <w:color w:val="000000"/>
+          <w:sz w:val="18"/>
+          <w:highlight w:val="lightGray"/>
+        </w:rPr>
+        <w:t>From:</w:t>
+      </w:r>
+      <w:r>
+        <w:rPr>
+          <w:rFonts w:ascii="Arial" w:eastAsia="Arial" w:hAnsi="Arial" w:cs="Arial"/>
+          <w:color w:val="000000"/>
+          <w:sz w:val="18"/>
+          <w:highlight w:val="lightGray"/>
+        </w:rPr>
+        <w:t xml:space="preserve"> [Chatgpt (GPT</w:t>
+      </w:r>
+      <w:r>
+        <w:rPr>
+          <w:rFonts w:ascii="Arial" w:eastAsia="Arial" w:hAnsi="Arial" w:cs="Cambria Math"/>
+          <w:color w:val="000000"/>
+          <w:sz w:val="18"/>
+          <w:highlight w:val="lightGray"/>
         </w:rPr>
         <w:t>‑</w:t>
       </w:r>
       <w:r>
         <w:rPr>
-          <w:b/>
-          <w:sz w:val="14"/>
-          <w:szCs w:val="14"/>
-          <w:shd w:val="clear" w:color="auto" w:fill="B7B7B7"/>
-        </w:rPr>
-        <w:t>5 Mini) at [8/22/2025]</w:t>
+          <w:rFonts w:ascii="Arial" w:eastAsia="Arial" w:hAnsi="Arial" w:cs="Arial"/>
+          <w:color w:val="000000"/>
+          <w:sz w:val="18"/>
+          <w:highlight w:val="lightGray"/>
+        </w:rPr>
+        <w:t xml:space="preserve">5 Mini)] </w:t>
+      </w:r>
+      <w:r>
+        <w:rPr>
+          <w:rFonts w:ascii="Arial" w:eastAsia="Arial" w:hAnsi="Arial" w:cs="Arial"/>
+          <w:b/>
+          <w:color w:val="000000"/>
+          <w:sz w:val="18"/>
+          <w:highlight w:val="lightGray"/>
+        </w:rPr>
+        <w:t>on</w:t>
+      </w:r>
+      <w:r>
+        <w:rPr>
+          <w:rFonts w:ascii="Arial" w:eastAsia="Arial" w:hAnsi="Arial"/>
+          <w:sz w:val="18"/>
+          <w:highlight w:val="lightGray"/>
+        </w:rPr>
+        <w:t xml:space="preserve"> [8/22/2025]</w:t>
       </w:r>
     </w:p>
     <w:p>
@@ -237,7 +289,7 @@
           <w:ilvl w:val="0"/>
           <w:numId w:val="1"/>
         </w:numPr>
-        <w:spacing w:before="240"/>
+        <w:spacing w:before="240" w:after="0" w:line="276" w:lineRule="auto"/>
       </w:pPr>
       <w:r>
         <w:rPr>
@@ -271,6 +323,7 @@
           <w:ilvl w:val="0"/>
           <w:numId w:val="1"/>
         </w:numPr>
+        <w:spacing w:after="0" w:line="276" w:lineRule="auto"/>
       </w:pPr>
       <w:r>
         <w:rPr>
@@ -304,7 +357,7 @@
           <w:ilvl w:val="0"/>
           <w:numId w:val="1"/>
         </w:numPr>
-        <w:spacing w:after="240"/>
+        <w:spacing w:after="240" w:line="276" w:lineRule="auto"/>
       </w:pPr>
       <w:r>
         <w:rPr>
@@ -334,7 +387,7 @@
     </w:p>
     <w:p>
       <w:r>
-        <w:pict w14:anchorId="6102904F">
+        <w:pict w14:anchorId="6F1C11D4">
           <v:rect id="_x0000_i1026" style="width:0;height:1.5pt" o:hralign="center" o:hrstd="t" o:hr="t" fillcolor="#a0a0a0" stroked="f"/>
         </w:pict>
       </w:r>
@@ -358,51 +411,77 @@
       </w:pPr>
       <w:r>
         <w:rPr>
-          <w:b/>
-          <w:shd w:val="clear" w:color="auto" w:fill="B7B7B7"/>
-        </w:rPr>
-        <w:t># Source</w:t>
-      </w:r>
-      <w:r>
-        <w:rPr>
-          <w:shd w:val="clear" w:color="auto" w:fill="B7B7B7"/>
-        </w:rPr>
-        <w:t xml:space="preserve">: </w:t>
-      </w:r>
-      <w:r>
-        <w:rPr>
-          <w:b/>
-          <w:shd w:val="clear" w:color="auto" w:fill="B7B7B7"/>
-        </w:rPr>
-        <w:t xml:space="preserve">Chatgpt </w:t>
-      </w:r>
-      <w:r>
-        <w:rPr>
-          <w:b/>
-          <w:sz w:val="14"/>
-          <w:szCs w:val="14"/>
-          <w:shd w:val="clear" w:color="auto" w:fill="B7B7B7"/>
-        </w:rPr>
-        <w:t>(GPT</w:t>
-      </w:r>
-      <w:r>
-        <w:rPr>
-          <w:rFonts w:ascii="Cambria Math" w:hAnsi="Cambria Math" w:cs="Cambria Math"/>
-          <w:b/>
-          <w:sz w:val="14"/>
-          <w:szCs w:val="14"/>
-          <w:shd w:val="clear" w:color="auto" w:fill="B7B7B7"/>
+          <w:rFonts w:ascii="Arial" w:eastAsia="Arial" w:hAnsi="Arial" w:cs="Arial"/>
+          <w:b/>
+          <w:color w:val="000000"/>
+          <w:sz w:val="18"/>
+          <w:highlight w:val="lightGray"/>
+        </w:rPr>
+        <w:t># Source: AI Source: Provided by: [Data Path</w:t>
+      </w:r>
+      <w:r>
+        <w:rPr>
+          <w:rFonts w:ascii="Arial" w:eastAsia="Arial" w:hAnsi="Arial" w:cs="Arial"/>
+          <w:color w:val="000000"/>
+          <w:sz w:val="18"/>
+          <w:highlight w:val="lightGray"/>
+        </w:rPr>
+        <w:t xml:space="preserve">: Persons Table -&gt; ID Column: 1, Name_En Column: Motasem Essam] -&gt; </w:t>
+      </w:r>
+      <w:r>
+        <w:rPr>
+          <w:rFonts w:ascii="Arial" w:eastAsia="Arial" w:hAnsi="Arial" w:cs="Arial"/>
+          <w:b/>
+          <w:color w:val="000000"/>
+          <w:sz w:val="18"/>
+          <w:highlight w:val="lightGray"/>
+        </w:rPr>
+        <w:t>From:</w:t>
+      </w:r>
+      <w:r>
+        <w:rPr>
+          <w:rFonts w:ascii="Arial" w:eastAsia="Arial" w:hAnsi="Arial" w:cs="Arial"/>
+          <w:color w:val="000000"/>
+          <w:sz w:val="18"/>
+          <w:highlight w:val="lightGray"/>
+        </w:rPr>
+        <w:t xml:space="preserve"> [Chatgpt (GPT</w:t>
+      </w:r>
+      <w:r>
+        <w:rPr>
+          <w:rFonts w:ascii="Arial" w:eastAsia="Arial" w:hAnsi="Arial" w:cs="Cambria Math"/>
+          <w:color w:val="000000"/>
+          <w:sz w:val="18"/>
+          <w:highlight w:val="lightGray"/>
         </w:rPr>
         <w:t>‑</w:t>
       </w:r>
       <w:r>
         <w:rPr>
-          <w:b/>
-          <w:sz w:val="14"/>
-          <w:szCs w:val="14"/>
-          <w:shd w:val="clear" w:color="auto" w:fill="B7B7B7"/>
-        </w:rPr>
-        <w:t>5 Mini) at [8/22/2025]</w:t>
+          <w:rFonts w:ascii="Arial" w:eastAsia="Arial" w:hAnsi="Arial" w:cs="Arial"/>
+          <w:color w:val="000000"/>
+          <w:sz w:val="18"/>
+          <w:highlight w:val="lightGray"/>
+        </w:rPr>
+        <w:t xml:space="preserve">5 Mini)] </w:t>
+      </w:r>
+      <w:r>
+        <w:rPr>
+          <w:rFonts w:ascii="Arial" w:eastAsia="Arial" w:hAnsi="Arial" w:cs="Arial"/>
+          <w:b/>
+          <w:color w:val="000000"/>
+          <w:sz w:val="18"/>
+          <w:highlight w:val="lightGray"/>
+        </w:rPr>
+        <w:t>on</w:t>
+      </w:r>
+      <w:r>
+        <w:rPr>
+          <w:rFonts w:ascii="Arial" w:eastAsia="Arial" w:hAnsi="Arial"/>
+          <w:sz w:val="18"/>
+          <w:highlight w:val="lightGray"/>
+        </w:rPr>
+        <w:t xml:space="preserve"> [8/22/2025]</w:t>
       </w:r>
     </w:p>
     <w:p>
@@ -411,7 +490,7 @@
           <w:ilvl w:val="0"/>
           <w:numId w:val="6"/>
         </w:numPr>
-        <w:spacing w:before="240"/>
+        <w:spacing w:before="240" w:after="0" w:line="276" w:lineRule="auto"/>
       </w:pPr>
       <w:r>
         <w:rPr>
@@ -458,7 +537,7 @@
           <w:ilvl w:val="0"/>
           <w:numId w:val="6"/>
         </w:numPr>
-        <w:spacing w:after="240"/>
+        <w:spacing w:after="240" w:line="276" w:lineRule="auto"/>
       </w:pPr>
       <w:r>
         <w:rPr>
@@ -488,8 +567,7 @@
     </w:p>
     <w:p>
       <w:r>
-        <w:lastRenderedPageBreak/>
-        <w:pict w14:anchorId="3A670509">
+        <w:pict w14:anchorId="22E4E961">
           <v:rect id="_x0000_i1027" style="width:0;height:1.5pt" o:hralign="center" o:hrstd="t" o:hr="t" fillcolor="#a0a0a0" stroked="f"/>
         </w:pict>
       </w:r>
@@ -513,51 +591,77 @@
       </w:pPr>
       <w:r>
         <w:rPr>
-          <w:b/>
-          <w:shd w:val="clear" w:color="auto" w:fill="B7B7B7"/>
-        </w:rPr>
-        <w:t># Source</w:t>
-      </w:r>
-      <w:r>
-        <w:rPr>
-          <w:shd w:val="clear" w:color="auto" w:fill="B7B7B7"/>
-        </w:rPr>
-        <w:t xml:space="preserve">: </w:t>
-      </w:r>
-      <w:r>
-        <w:rPr>
-          <w:b/>
-          <w:shd w:val="clear" w:color="auto" w:fill="B7B7B7"/>
-        </w:rPr>
-        <w:t xml:space="preserve">Chatgpt </w:t>
-      </w:r>
-      <w:r>
-        <w:rPr>
-          <w:b/>
-          <w:sz w:val="14"/>
-          <w:szCs w:val="14"/>
-          <w:shd w:val="clear" w:color="auto" w:fill="B7B7B7"/>
-        </w:rPr>
-        <w:t>(GPT</w:t>
-      </w:r>
-      <w:r>
-        <w:rPr>
-          <w:rFonts w:ascii="Cambria Math" w:hAnsi="Cambria Math" w:cs="Cambria Math"/>
-          <w:b/>
-          <w:sz w:val="14"/>
-          <w:szCs w:val="14"/>
-          <w:shd w:val="clear" w:color="auto" w:fill="B7B7B7"/>
+          <w:rFonts w:ascii="Arial" w:eastAsia="Arial" w:hAnsi="Arial" w:cs="Arial"/>
+          <w:b/>
+          <w:color w:val="000000"/>
+          <w:sz w:val="18"/>
+          <w:highlight w:val="lightGray"/>
+        </w:rPr>
+        <w:t># Source: AI Source: Provided by: [Data Path</w:t>
+      </w:r>
+      <w:r>
+        <w:rPr>
+          <w:rFonts w:ascii="Arial" w:eastAsia="Arial" w:hAnsi="Arial" w:cs="Arial"/>
+          <w:color w:val="000000"/>
+          <w:sz w:val="18"/>
+          <w:highlight w:val="lightGray"/>
+        </w:rPr>
+        <w:t xml:space="preserve">: Persons Table -&gt; ID Column: 1, Name_En Column: Motasem Essam] -&gt; </w:t>
+      </w:r>
+      <w:r>
+        <w:rPr>
+          <w:rFonts w:ascii="Arial" w:eastAsia="Arial" w:hAnsi="Arial" w:cs="Arial"/>
+          <w:b/>
+          <w:color w:val="000000"/>
+          <w:sz w:val="18"/>
+          <w:highlight w:val="lightGray"/>
+        </w:rPr>
+        <w:t>From:</w:t>
+      </w:r>
+      <w:r>
+        <w:rPr>
+          <w:rFonts w:ascii="Arial" w:eastAsia="Arial" w:hAnsi="Arial" w:cs="Arial"/>
+          <w:color w:val="000000"/>
+          <w:sz w:val="18"/>
+          <w:highlight w:val="lightGray"/>
+        </w:rPr>
+        <w:t xml:space="preserve"> [Chatgpt (GPT</w:t>
+      </w:r>
+      <w:r>
+        <w:rPr>
+          <w:rFonts w:ascii="Arial" w:eastAsia="Arial" w:hAnsi="Arial" w:cs="Cambria Math"/>
+          <w:color w:val="000000"/>
+          <w:sz w:val="18"/>
+          <w:highlight w:val="lightGray"/>
         </w:rPr>
         <w:t>‑</w:t>
       </w:r>
       <w:r>
         <w:rPr>
-          <w:b/>
-          <w:sz w:val="14"/>
-          <w:szCs w:val="14"/>
-          <w:shd w:val="clear" w:color="auto" w:fill="B7B7B7"/>
-        </w:rPr>
-        <w:t>5 Mini) at [8/22/2025]</w:t>
+          <w:rFonts w:ascii="Arial" w:eastAsia="Arial" w:hAnsi="Arial" w:cs="Arial"/>
+          <w:color w:val="000000"/>
+          <w:sz w:val="18"/>
+          <w:highlight w:val="lightGray"/>
+        </w:rPr>
+        <w:t xml:space="preserve">5 Mini)] </w:t>
+      </w:r>
+      <w:r>
+        <w:rPr>
+          <w:rFonts w:ascii="Arial" w:eastAsia="Arial" w:hAnsi="Arial" w:cs="Arial"/>
+          <w:b/>
+          <w:color w:val="000000"/>
+          <w:sz w:val="18"/>
+          <w:highlight w:val="lightGray"/>
+        </w:rPr>
+        <w:t>on</w:t>
+      </w:r>
+      <w:r>
+        <w:rPr>
+          <w:rFonts w:ascii="Arial" w:eastAsia="Arial" w:hAnsi="Arial"/>
+          <w:sz w:val="18"/>
+          <w:highlight w:val="lightGray"/>
+        </w:rPr>
+        <w:t xml:space="preserve"> [8/22/2025]</w:t>
       </w:r>
     </w:p>
     <w:p>
@@ -566,7 +670,7 @@
           <w:ilvl w:val="0"/>
           <w:numId w:val="2"/>
         </w:numPr>
-        <w:spacing w:before="240"/>
+        <w:spacing w:before="240" w:after="0" w:line="276" w:lineRule="auto"/>
       </w:pPr>
       <w:r>
         <w:rPr>
@@ -620,7 +724,7 @@
           <w:ilvl w:val="0"/>
           <w:numId w:val="2"/>
         </w:numPr>
-        <w:spacing w:after="240"/>
+        <w:spacing w:after="240" w:line="276" w:lineRule="auto"/>
       </w:pPr>
       <w:r>
         <w:rPr>
@@ -634,7 +738,7 @@
     </w:p>
     <w:p>
       <w:r>
-        <w:pict w14:anchorId="1D38F80C">
+        <w:pict w14:anchorId="42D9EF5A">
           <v:rect id="_x0000_i1028" style="width:0;height:1.5pt" o:hralign="center" o:hrstd="t" o:hr="t" fillcolor="#a0a0a0" stroked="f"/>
         </w:pict>
       </w:r>
@@ -658,51 +762,77 @@
       </w:pPr>
       <w:r>
         <w:rPr>
-          <w:b/>
-          <w:shd w:val="clear" w:color="auto" w:fill="B7B7B7"/>
-        </w:rPr>
-        <w:t># Source</w:t>
-      </w:r>
-      <w:r>
-        <w:rPr>
-          <w:shd w:val="clear" w:color="auto" w:fill="B7B7B7"/>
-        </w:rPr>
-        <w:t xml:space="preserve">: </w:t>
-      </w:r>
-      <w:r>
-        <w:rPr>
-          <w:b/>
-          <w:shd w:val="clear" w:color="auto" w:fill="B7B7B7"/>
-        </w:rPr>
-        <w:t xml:space="preserve">Chatgpt </w:t>
-      </w:r>
-      <w:r>
-        <w:rPr>
-          <w:b/>
-          <w:sz w:val="14"/>
-          <w:szCs w:val="14"/>
-          <w:shd w:val="clear" w:color="auto" w:fill="B7B7B7"/>
-        </w:rPr>
-        <w:t>(GPT</w:t>
-      </w:r>
-      <w:r>
-        <w:rPr>
-          <w:rFonts w:ascii="Cambria Math" w:hAnsi="Cambria Math" w:cs="Cambria Math"/>
-          <w:b/>
-          <w:sz w:val="14"/>
-          <w:szCs w:val="14"/>
-          <w:shd w:val="clear" w:color="auto" w:fill="B7B7B7"/>
+          <w:rFonts w:ascii="Arial" w:eastAsia="Arial" w:hAnsi="Arial" w:cs="Arial"/>
+          <w:b/>
+          <w:color w:val="000000"/>
+          <w:sz w:val="18"/>
+          <w:highlight w:val="lightGray"/>
+        </w:rPr>
+        <w:t># Source: AI Source: Provided by: [Data Path</w:t>
+      </w:r>
+      <w:r>
+        <w:rPr>
+          <w:rFonts w:ascii="Arial" w:eastAsia="Arial" w:hAnsi="Arial" w:cs="Arial"/>
+          <w:color w:val="000000"/>
+          <w:sz w:val="18"/>
+          <w:highlight w:val="lightGray"/>
+        </w:rPr>
+        <w:t xml:space="preserve">: Persons Table -&gt; ID Column: 1, Name_En Column: Motasem Essam] -&gt; </w:t>
+      </w:r>
+      <w:r>
+        <w:rPr>
+          <w:rFonts w:ascii="Arial" w:eastAsia="Arial" w:hAnsi="Arial" w:cs="Arial"/>
+          <w:b/>
+          <w:color w:val="000000"/>
+          <w:sz w:val="18"/>
+          <w:highlight w:val="lightGray"/>
+        </w:rPr>
+        <w:t>From:</w:t>
+      </w:r>
+      <w:r>
+        <w:rPr>
+          <w:rFonts w:ascii="Arial" w:eastAsia="Arial" w:hAnsi="Arial" w:cs="Arial"/>
+          <w:color w:val="000000"/>
+          <w:sz w:val="18"/>
+          <w:highlight w:val="lightGray"/>
+        </w:rPr>
+        <w:t xml:space="preserve"> [Chatgpt (GPT</w:t>
+      </w:r>
+      <w:r>
+        <w:rPr>
+          <w:rFonts w:ascii="Arial" w:eastAsia="Arial" w:hAnsi="Arial" w:cs="Cambria Math"/>
+          <w:color w:val="000000"/>
+          <w:sz w:val="18"/>
+          <w:highlight w:val="lightGray"/>
         </w:rPr>
         <w:t>‑</w:t>
       </w:r>
       <w:r>
         <w:rPr>
-          <w:b/>
-          <w:sz w:val="14"/>
-          <w:szCs w:val="14"/>
-          <w:shd w:val="clear" w:color="auto" w:fill="B7B7B7"/>
-        </w:rPr>
-        <w:t>5 Mini) at [8/22/2025]</w:t>
+          <w:rFonts w:ascii="Arial" w:eastAsia="Arial" w:hAnsi="Arial" w:cs="Arial"/>
+          <w:color w:val="000000"/>
+          <w:sz w:val="18"/>
+          <w:highlight w:val="lightGray"/>
+        </w:rPr>
+        <w:t xml:space="preserve">5 Mini)] </w:t>
+      </w:r>
+      <w:r>
+        <w:rPr>
+          <w:rFonts w:ascii="Arial" w:eastAsia="Arial" w:hAnsi="Arial" w:cs="Arial"/>
+          <w:b/>
+          <w:color w:val="000000"/>
+          <w:sz w:val="18"/>
+          <w:highlight w:val="lightGray"/>
+        </w:rPr>
+        <w:t>on</w:t>
+      </w:r>
+      <w:r>
+        <w:rPr>
+          <w:rFonts w:ascii="Arial" w:eastAsia="Arial" w:hAnsi="Arial"/>
+          <w:sz w:val="18"/>
+          <w:highlight w:val="lightGray"/>
+        </w:rPr>
+        <w:t xml:space="preserve"> [8/22/2025]</w:t>
       </w:r>
     </w:p>
     <w:p>
@@ -711,7 +841,7 @@
           <w:ilvl w:val="0"/>
           <w:numId w:val="5"/>
         </w:numPr>
-        <w:spacing w:before="240"/>
+        <w:spacing w:before="240" w:after="0" w:line="276" w:lineRule="auto"/>
       </w:pPr>
       <w:r>
         <w:rPr>
@@ -739,6 +869,7 @@
           <w:ilvl w:val="0"/>
           <w:numId w:val="5"/>
         </w:numPr>
+        <w:spacing w:after="0" w:line="276" w:lineRule="auto"/>
       </w:pPr>
       <w:r>
         <w:rPr>
@@ -766,6 +897,7 @@
           <w:ilvl w:val="0"/>
           <w:numId w:val="5"/>
         </w:numPr>
+        <w:spacing w:after="0" w:line="276" w:lineRule="auto"/>
       </w:pPr>
       <w:r>
         <w:rPr>
@@ -793,6 +925,7 @@
           <w:ilvl w:val="0"/>
           <w:numId w:val="5"/>
         </w:numPr>
+        <w:spacing w:after="0" w:line="276" w:lineRule="auto"/>
       </w:pPr>
       <w:r>
         <w:rPr>
@@ -820,6 +953,7 @@
           <w:ilvl w:val="0"/>
           <w:numId w:val="5"/>
         </w:numPr>
+        <w:spacing w:after="0" w:line="276" w:lineRule="auto"/>
       </w:pPr>
       <w:r>
         <w:rPr>
@@ -847,7 +981,7 @@
           <w:ilvl w:val="0"/>
           <w:numId w:val="5"/>
         </w:numPr>
-        <w:spacing w:after="240"/>
+        <w:spacing w:after="240" w:line="276" w:lineRule="auto"/>
       </w:pPr>
       <w:r>
         <w:rPr>
@@ -871,7 +1005,7 @@
     </w:p>
     <w:p>
       <w:r>
-        <w:pict w14:anchorId="2D90ACAB">
+        <w:pict w14:anchorId="3DC0239E">
           <v:rect id="_x0000_i1029" style="width:0;height:1.5pt" o:hralign="center" o:hrstd="t" o:hr="t" fillcolor="#a0a0a0" stroked="f"/>
         </w:pict>
       </w:r>
@@ -895,51 +1029,77 @@
       </w:pPr>
       <w:r>
         <w:rPr>
-          <w:b/>
-          <w:shd w:val="clear" w:color="auto" w:fill="B7B7B7"/>
-        </w:rPr>
-        <w:t># Source</w:t>
-      </w:r>
-      <w:r>
-        <w:rPr>
-          <w:shd w:val="clear" w:color="auto" w:fill="B7B7B7"/>
-        </w:rPr>
-        <w:t xml:space="preserve">: </w:t>
-      </w:r>
-      <w:r>
-        <w:rPr>
-          <w:b/>
-          <w:shd w:val="clear" w:color="auto" w:fill="B7B7B7"/>
-        </w:rPr>
-        <w:t xml:space="preserve">Chatgpt </w:t>
-      </w:r>
-      <w:r>
-        <w:rPr>
-          <w:b/>
-          <w:sz w:val="14"/>
-          <w:szCs w:val="14"/>
-          <w:shd w:val="clear" w:color="auto" w:fill="B7B7B7"/>
-        </w:rPr>
-        <w:t>(GPT</w:t>
-      </w:r>
-      <w:r>
-        <w:rPr>
-          <w:rFonts w:ascii="Cambria Math" w:hAnsi="Cambria Math" w:cs="Cambria Math"/>
-          <w:b/>
-          <w:sz w:val="14"/>
-          <w:szCs w:val="14"/>
-          <w:shd w:val="clear" w:color="auto" w:fill="B7B7B7"/>
+          <w:rFonts w:ascii="Arial" w:eastAsia="Arial" w:hAnsi="Arial" w:cs="Arial"/>
+          <w:b/>
+          <w:color w:val="000000"/>
+          <w:sz w:val="18"/>
+          <w:highlight w:val="lightGray"/>
+        </w:rPr>
+        <w:t># Source: AI Source: Provided by: [Data Path</w:t>
+      </w:r>
+      <w:r>
+        <w:rPr>
+          <w:rFonts w:ascii="Arial" w:eastAsia="Arial" w:hAnsi="Arial" w:cs="Arial"/>
+          <w:color w:val="000000"/>
+          <w:sz w:val="18"/>
+          <w:highlight w:val="lightGray"/>
+        </w:rPr>
+        <w:t xml:space="preserve">: Persons Table -&gt; ID Column: 1, Name_En Column: Motasem Essam] -&gt; </w:t>
+      </w:r>
+      <w:r>
+        <w:rPr>
+          <w:rFonts w:ascii="Arial" w:eastAsia="Arial" w:hAnsi="Arial" w:cs="Arial"/>
+          <w:b/>
+          <w:color w:val="000000"/>
+          <w:sz w:val="18"/>
+          <w:highlight w:val="lightGray"/>
+        </w:rPr>
+        <w:t>From:</w:t>
+      </w:r>
+      <w:r>
+        <w:rPr>
+          <w:rFonts w:ascii="Arial" w:eastAsia="Arial" w:hAnsi="Arial" w:cs="Arial"/>
+          <w:color w:val="000000"/>
+          <w:sz w:val="18"/>
+          <w:highlight w:val="lightGray"/>
+        </w:rPr>
+        <w:t xml:space="preserve"> [Chatgpt (GPT</w:t>
+      </w:r>
+      <w:r>
+        <w:rPr>
+          <w:rFonts w:ascii="Arial" w:eastAsia="Arial" w:hAnsi="Arial" w:cs="Cambria Math"/>
+          <w:color w:val="000000"/>
+          <w:sz w:val="18"/>
+          <w:highlight w:val="lightGray"/>
         </w:rPr>
         <w:t>‑</w:t>
       </w:r>
       <w:r>
         <w:rPr>
-          <w:b/>
-          <w:sz w:val="14"/>
-          <w:szCs w:val="14"/>
-          <w:shd w:val="clear" w:color="auto" w:fill="B7B7B7"/>
-        </w:rPr>
-        <w:t>5 Mini) at [8/22/2025]</w:t>
+          <w:rFonts w:ascii="Arial" w:eastAsia="Arial" w:hAnsi="Arial" w:cs="Arial"/>
+          <w:color w:val="000000"/>
+          <w:sz w:val="18"/>
+          <w:highlight w:val="lightGray"/>
+        </w:rPr>
+        <w:t xml:space="preserve">5 Mini)] </w:t>
+      </w:r>
+      <w:r>
+        <w:rPr>
+          <w:rFonts w:ascii="Arial" w:eastAsia="Arial" w:hAnsi="Arial" w:cs="Arial"/>
+          <w:b/>
+          <w:color w:val="000000"/>
+          <w:sz w:val="18"/>
+          <w:highlight w:val="lightGray"/>
+        </w:rPr>
+        <w:t>on</w:t>
+      </w:r>
+      <w:r>
+        <w:rPr>
+          <w:rFonts w:ascii="Arial" w:eastAsia="Arial" w:hAnsi="Arial"/>
+          <w:sz w:val="18"/>
+          <w:highlight w:val="lightGray"/>
+        </w:rPr>
+        <w:t xml:space="preserve"> [8/22/2025]</w:t>
       </w:r>
     </w:p>
     <w:p>
@@ -948,7 +1108,7 @@
           <w:ilvl w:val="0"/>
           <w:numId w:val="3"/>
         </w:numPr>
-        <w:spacing w:before="240"/>
+        <w:spacing w:before="240" w:after="0" w:line="276" w:lineRule="auto"/>
       </w:pPr>
       <w:r>
         <w:rPr>
@@ -982,12 +1142,12 @@
           <w:ilvl w:val="0"/>
           <w:numId w:val="3"/>
         </w:numPr>
-      </w:pPr>
-      <w:r>
-        <w:rPr>
-          <w:rFonts w:ascii="Roboto Mono" w:eastAsia="Roboto Mono" w:hAnsi="Roboto Mono" w:cs="Roboto Mono"/>
-        </w:rPr>
-        <w:lastRenderedPageBreak/>
+        <w:spacing w:after="0" w:line="276" w:lineRule="auto"/>
+      </w:pPr>
+      <w:r>
+        <w:rPr>
+          <w:rFonts w:ascii="Roboto Mono" w:eastAsia="Roboto Mono" w:hAnsi="Roboto Mono" w:cs="Roboto Mono"/>
+        </w:rPr>
         <w:t xml:space="preserve">Verifying </w:t>
       </w:r>
       <w:r>
@@ -1016,6 +1176,7 @@
           <w:ilvl w:val="0"/>
           <w:numId w:val="3"/>
         </w:numPr>
+        <w:spacing w:after="0" w:line="276" w:lineRule="auto"/>
       </w:pPr>
       <w:r>
         <w:rPr>
@@ -1049,7 +1210,7 @@
           <w:ilvl w:val="0"/>
           <w:numId w:val="3"/>
         </w:numPr>
-        <w:spacing w:after="240"/>
+        <w:spacing w:after="240" w:line="276" w:lineRule="auto"/>
       </w:pPr>
       <w:r>
         <w:rPr>
@@ -1079,7 +1240,7 @@
     </w:p>
     <w:p>
       <w:r>
-        <w:pict w14:anchorId="223CDA77">
+        <w:pict w14:anchorId="0F2328A9">
           <v:rect id="_x0000_i1030" style="width:0;height:1.5pt" o:hralign="center" o:hrstd="t" o:hr="t" fillcolor="#a0a0a0" stroked="f"/>
         </w:pict>
       </w:r>
@@ -1103,51 +1264,77 @@
       </w:pPr>
       <w:r>
         <w:rPr>
-          <w:b/>
-          <w:shd w:val="clear" w:color="auto" w:fill="B7B7B7"/>
-        </w:rPr>
-        <w:t># Source</w:t>
-      </w:r>
-      <w:r>
-        <w:rPr>
-          <w:shd w:val="clear" w:color="auto" w:fill="B7B7B7"/>
-        </w:rPr>
-        <w:t xml:space="preserve">: </w:t>
-      </w:r>
-      <w:r>
-        <w:rPr>
-          <w:b/>
-          <w:shd w:val="clear" w:color="auto" w:fill="B7B7B7"/>
-        </w:rPr>
-        <w:t xml:space="preserve">Chatgpt </w:t>
-      </w:r>
-      <w:r>
-        <w:rPr>
-          <w:b/>
-          <w:sz w:val="14"/>
-          <w:szCs w:val="14"/>
-          <w:shd w:val="clear" w:color="auto" w:fill="B7B7B7"/>
-        </w:rPr>
-        <w:t>(GPT</w:t>
-      </w:r>
-      <w:r>
-        <w:rPr>
-          <w:rFonts w:ascii="Cambria Math" w:hAnsi="Cambria Math" w:cs="Cambria Math"/>
-          <w:b/>
-          <w:sz w:val="14"/>
-          <w:szCs w:val="14"/>
-          <w:shd w:val="clear" w:color="auto" w:fill="B7B7B7"/>
+          <w:rFonts w:ascii="Arial" w:eastAsia="Arial" w:hAnsi="Arial" w:cs="Arial"/>
+          <w:b/>
+          <w:color w:val="000000"/>
+          <w:sz w:val="18"/>
+          <w:highlight w:val="lightGray"/>
+        </w:rPr>
+        <w:t># Source: AI Source: Provided by: [Data Path</w:t>
+      </w:r>
+      <w:r>
+        <w:rPr>
+          <w:rFonts w:ascii="Arial" w:eastAsia="Arial" w:hAnsi="Arial" w:cs="Arial"/>
+          <w:color w:val="000000"/>
+          <w:sz w:val="18"/>
+          <w:highlight w:val="lightGray"/>
+        </w:rPr>
+        <w:t xml:space="preserve">: Persons Table -&gt; ID Column: 1, Name_En Column: Motasem Essam] -&gt; </w:t>
+      </w:r>
+      <w:r>
+        <w:rPr>
+          <w:rFonts w:ascii="Arial" w:eastAsia="Arial" w:hAnsi="Arial" w:cs="Arial"/>
+          <w:b/>
+          <w:color w:val="000000"/>
+          <w:sz w:val="18"/>
+          <w:highlight w:val="lightGray"/>
+        </w:rPr>
+        <w:t>From:</w:t>
+      </w:r>
+      <w:r>
+        <w:rPr>
+          <w:rFonts w:ascii="Arial" w:eastAsia="Arial" w:hAnsi="Arial" w:cs="Arial"/>
+          <w:color w:val="000000"/>
+          <w:sz w:val="18"/>
+          <w:highlight w:val="lightGray"/>
+        </w:rPr>
+        <w:t xml:space="preserve"> [Chatgpt (GPT</w:t>
+      </w:r>
+      <w:r>
+        <w:rPr>
+          <w:rFonts w:ascii="Arial" w:eastAsia="Arial" w:hAnsi="Arial" w:cs="Cambria Math"/>
+          <w:color w:val="000000"/>
+          <w:sz w:val="18"/>
+          <w:highlight w:val="lightGray"/>
         </w:rPr>
         <w:t>‑</w:t>
       </w:r>
       <w:r>
         <w:rPr>
-          <w:b/>
-          <w:sz w:val="14"/>
-          <w:szCs w:val="14"/>
-          <w:shd w:val="clear" w:color="auto" w:fill="B7B7B7"/>
-        </w:rPr>
-        <w:t>5 Mini) at [8/22/2025]</w:t>
+          <w:rFonts w:ascii="Arial" w:eastAsia="Arial" w:hAnsi="Arial" w:cs="Arial"/>
+          <w:color w:val="000000"/>
+          <w:sz w:val="18"/>
+          <w:highlight w:val="lightGray"/>
+        </w:rPr>
+        <w:t xml:space="preserve">5 Mini)] </w:t>
+      </w:r>
+      <w:r>
+        <w:rPr>
+          <w:rFonts w:ascii="Arial" w:eastAsia="Arial" w:hAnsi="Arial" w:cs="Arial"/>
+          <w:b/>
+          <w:color w:val="000000"/>
+          <w:sz w:val="18"/>
+          <w:highlight w:val="lightGray"/>
+        </w:rPr>
+        <w:t>on</w:t>
+      </w:r>
+      <w:r>
+        <w:rPr>
+          <w:rFonts w:ascii="Arial" w:eastAsia="Arial" w:hAnsi="Arial"/>
+          <w:sz w:val="18"/>
+          <w:highlight w:val="lightGray"/>
+        </w:rPr>
+        <w:t xml:space="preserve"> [8/22/2025]</w:t>
       </w:r>
     </w:p>
     <w:p>
@@ -1219,7 +1406,7 @@
     </w:p>
     <w:p>
       <w:r>
-        <w:pict w14:anchorId="1395BF81">
+        <w:pict w14:anchorId="52DBA114">
           <v:rect id="_x0000_i1031" style="width:0;height:1.5pt" o:hralign="center" o:hrstd="t" o:hr="t" fillcolor="#a0a0a0" stroked="f"/>
         </w:pict>
       </w:r>
@@ -1243,51 +1430,77 @@
       </w:pPr>
       <w:r>
         <w:rPr>
-          <w:b/>
-          <w:shd w:val="clear" w:color="auto" w:fill="B7B7B7"/>
-        </w:rPr>
-        <w:t># Source</w:t>
-      </w:r>
-      <w:r>
-        <w:rPr>
-          <w:shd w:val="clear" w:color="auto" w:fill="B7B7B7"/>
-        </w:rPr>
-        <w:t xml:space="preserve">: </w:t>
-      </w:r>
-      <w:r>
-        <w:rPr>
-          <w:b/>
-          <w:shd w:val="clear" w:color="auto" w:fill="B7B7B7"/>
-        </w:rPr>
-        <w:t xml:space="preserve">Chatgpt </w:t>
-      </w:r>
-      <w:r>
-        <w:rPr>
-          <w:b/>
-          <w:sz w:val="14"/>
-          <w:szCs w:val="14"/>
-          <w:shd w:val="clear" w:color="auto" w:fill="B7B7B7"/>
-        </w:rPr>
-        <w:t>(GPT</w:t>
-      </w:r>
-      <w:r>
-        <w:rPr>
-          <w:rFonts w:ascii="Cambria Math" w:hAnsi="Cambria Math" w:cs="Cambria Math"/>
-          <w:b/>
-          <w:sz w:val="14"/>
-          <w:szCs w:val="14"/>
-          <w:shd w:val="clear" w:color="auto" w:fill="B7B7B7"/>
+          <w:rFonts w:ascii="Arial" w:eastAsia="Arial" w:hAnsi="Arial" w:cs="Arial"/>
+          <w:b/>
+          <w:color w:val="000000"/>
+          <w:sz w:val="18"/>
+          <w:highlight w:val="lightGray"/>
+        </w:rPr>
+        <w:t># Source: AI Source: Provided by: [Data Path</w:t>
+      </w:r>
+      <w:r>
+        <w:rPr>
+          <w:rFonts w:ascii="Arial" w:eastAsia="Arial" w:hAnsi="Arial" w:cs="Arial"/>
+          <w:color w:val="000000"/>
+          <w:sz w:val="18"/>
+          <w:highlight w:val="lightGray"/>
+        </w:rPr>
+        <w:t xml:space="preserve">: Persons Table -&gt; ID Column: 1, Name_En Column: Motasem Essam] -&gt; </w:t>
+      </w:r>
+      <w:r>
+        <w:rPr>
+          <w:rFonts w:ascii="Arial" w:eastAsia="Arial" w:hAnsi="Arial" w:cs="Arial"/>
+          <w:b/>
+          <w:color w:val="000000"/>
+          <w:sz w:val="18"/>
+          <w:highlight w:val="lightGray"/>
+        </w:rPr>
+        <w:t>From:</w:t>
+      </w:r>
+      <w:r>
+        <w:rPr>
+          <w:rFonts w:ascii="Arial" w:eastAsia="Arial" w:hAnsi="Arial" w:cs="Arial"/>
+          <w:color w:val="000000"/>
+          <w:sz w:val="18"/>
+          <w:highlight w:val="lightGray"/>
+        </w:rPr>
+        <w:t xml:space="preserve"> [Chatgpt (GPT</w:t>
+      </w:r>
+      <w:r>
+        <w:rPr>
+          <w:rFonts w:ascii="Arial" w:eastAsia="Arial" w:hAnsi="Arial" w:cs="Cambria Math"/>
+          <w:color w:val="000000"/>
+          <w:sz w:val="18"/>
+          <w:highlight w:val="lightGray"/>
         </w:rPr>
         <w:t>‑</w:t>
       </w:r>
       <w:r>
         <w:rPr>
-          <w:b/>
-          <w:sz w:val="14"/>
-          <w:szCs w:val="14"/>
-          <w:shd w:val="clear" w:color="auto" w:fill="B7B7B7"/>
-        </w:rPr>
-        <w:t>5 Mini) at [8/22/2025]</w:t>
+          <w:rFonts w:ascii="Arial" w:eastAsia="Arial" w:hAnsi="Arial" w:cs="Arial"/>
+          <w:color w:val="000000"/>
+          <w:sz w:val="18"/>
+          <w:highlight w:val="lightGray"/>
+        </w:rPr>
+        <w:t xml:space="preserve">5 Mini)] </w:t>
+      </w:r>
+      <w:r>
+        <w:rPr>
+          <w:rFonts w:ascii="Arial" w:eastAsia="Arial" w:hAnsi="Arial" w:cs="Arial"/>
+          <w:b/>
+          <w:color w:val="000000"/>
+          <w:sz w:val="18"/>
+          <w:highlight w:val="lightGray"/>
+        </w:rPr>
+        <w:t>on</w:t>
+      </w:r>
+      <w:r>
+        <w:rPr>
+          <w:rFonts w:ascii="Arial" w:eastAsia="Arial" w:hAnsi="Arial"/>
+          <w:sz w:val="18"/>
+          <w:highlight w:val="lightGray"/>
+        </w:rPr>
+        <w:t xml:space="preserve"> [8/22/2025]</w:t>
       </w:r>
     </w:p>
     <w:p>
@@ -1359,7 +1572,7 @@
     </w:p>
     <w:p>
       <w:r>
-        <w:pict w14:anchorId="72E07B25">
+        <w:pict w14:anchorId="4EBF5342">
           <v:rect id="_x0000_i1032" style="width:0;height:1.5pt" o:hralign="center" o:hrstd="t" o:hr="t" fillcolor="#a0a0a0" stroked="f"/>
         </w:pict>
       </w:r>
@@ -1386,51 +1599,77 @@
       </w:pPr>
       <w:r>
         <w:rPr>
-          <w:b/>
-          <w:shd w:val="clear" w:color="auto" w:fill="B7B7B7"/>
-        </w:rPr>
-        <w:t># Source</w:t>
-      </w:r>
-      <w:r>
-        <w:rPr>
-          <w:shd w:val="clear" w:color="auto" w:fill="B7B7B7"/>
-        </w:rPr>
-        <w:t xml:space="preserve">: </w:t>
-      </w:r>
-      <w:r>
-        <w:rPr>
-          <w:b/>
-          <w:shd w:val="clear" w:color="auto" w:fill="B7B7B7"/>
-        </w:rPr>
-        <w:t xml:space="preserve">Chatgpt </w:t>
-      </w:r>
-      <w:r>
-        <w:rPr>
-          <w:b/>
-          <w:sz w:val="14"/>
-          <w:szCs w:val="14"/>
-          <w:shd w:val="clear" w:color="auto" w:fill="B7B7B7"/>
-        </w:rPr>
-        <w:t>(GPT</w:t>
-      </w:r>
-      <w:r>
-        <w:rPr>
-          <w:rFonts w:ascii="Cambria Math" w:hAnsi="Cambria Math" w:cs="Cambria Math"/>
-          <w:b/>
-          <w:sz w:val="14"/>
-          <w:szCs w:val="14"/>
-          <w:shd w:val="clear" w:color="auto" w:fill="B7B7B7"/>
+          <w:rFonts w:ascii="Arial" w:eastAsia="Arial" w:hAnsi="Arial" w:cs="Arial"/>
+          <w:b/>
+          <w:color w:val="000000"/>
+          <w:sz w:val="18"/>
+          <w:highlight w:val="lightGray"/>
+        </w:rPr>
+        <w:t># Source: AI Source: Provided by: [Data Path</w:t>
+      </w:r>
+      <w:r>
+        <w:rPr>
+          <w:rFonts w:ascii="Arial" w:eastAsia="Arial" w:hAnsi="Arial" w:cs="Arial"/>
+          <w:color w:val="000000"/>
+          <w:sz w:val="18"/>
+          <w:highlight w:val="lightGray"/>
+        </w:rPr>
+        <w:t xml:space="preserve">: Persons Table -&gt; ID Column: 1, Name_En Column: Motasem Essam] -&gt; </w:t>
+      </w:r>
+      <w:r>
+        <w:rPr>
+          <w:rFonts w:ascii="Arial" w:eastAsia="Arial" w:hAnsi="Arial" w:cs="Arial"/>
+          <w:b/>
+          <w:color w:val="000000"/>
+          <w:sz w:val="18"/>
+          <w:highlight w:val="lightGray"/>
+        </w:rPr>
+        <w:t>From:</w:t>
+      </w:r>
+      <w:r>
+        <w:rPr>
+          <w:rFonts w:ascii="Arial" w:eastAsia="Arial" w:hAnsi="Arial" w:cs="Arial"/>
+          <w:color w:val="000000"/>
+          <w:sz w:val="18"/>
+          <w:highlight w:val="lightGray"/>
+        </w:rPr>
+        <w:t xml:space="preserve"> [Chatgpt (GPT</w:t>
+      </w:r>
+      <w:r>
+        <w:rPr>
+          <w:rFonts w:ascii="Arial" w:eastAsia="Arial" w:hAnsi="Arial" w:cs="Cambria Math"/>
+          <w:color w:val="000000"/>
+          <w:sz w:val="18"/>
+          <w:highlight w:val="lightGray"/>
         </w:rPr>
         <w:t>‑</w:t>
       </w:r>
       <w:r>
         <w:rPr>
-          <w:b/>
-          <w:sz w:val="14"/>
-          <w:szCs w:val="14"/>
-          <w:shd w:val="clear" w:color="auto" w:fill="B7B7B7"/>
-        </w:rPr>
-        <w:t>5 Mini) at [8/22/2025]</w:t>
+          <w:rFonts w:ascii="Arial" w:eastAsia="Arial" w:hAnsi="Arial" w:cs="Arial"/>
+          <w:color w:val="000000"/>
+          <w:sz w:val="18"/>
+          <w:highlight w:val="lightGray"/>
+        </w:rPr>
+        <w:t xml:space="preserve">5 Mini)] </w:t>
+      </w:r>
+      <w:r>
+        <w:rPr>
+          <w:rFonts w:ascii="Arial" w:eastAsia="Arial" w:hAnsi="Arial" w:cs="Arial"/>
+          <w:b/>
+          <w:color w:val="000000"/>
+          <w:sz w:val="18"/>
+          <w:highlight w:val="lightGray"/>
+        </w:rPr>
+        <w:t>on</w:t>
+      </w:r>
+      <w:r>
+        <w:rPr>
+          <w:rFonts w:ascii="Arial" w:eastAsia="Arial" w:hAnsi="Arial"/>
+          <w:sz w:val="18"/>
+          <w:highlight w:val="lightGray"/>
+        </w:rPr>
+        <w:t xml:space="preserve"> [8/22/2025]</w:t>
       </w:r>
     </w:p>
     <w:p>
@@ -1439,7 +1678,7 @@
           <w:noProof/>
         </w:rPr>
         <w:drawing>
-          <wp:inline distT="114300" distB="114300" distL="114300" distR="114300" wp14:anchorId="4F1F6814" wp14:editId="02E8AFDF">
+          <wp:inline distT="114300" distB="114300" distL="114300" distR="114300" wp14:anchorId="757D8525" wp14:editId="6B69D29A">
             <wp:extent cx="5943600" cy="1219200"/>
             <wp:effectExtent l="0" t="0" r="0" b="0"/>
             <wp:docPr id="1" name="image1.png"/>
@@ -1626,7 +1865,6 @@
                 <w:rFonts w:ascii="Roboto Mono" w:eastAsia="Roboto Mono" w:hAnsi="Roboto Mono" w:cs="Roboto Mono"/>
                 <w:b/>
               </w:rPr>
-              <w:lastRenderedPageBreak/>
               <w:t>Focus</w:t>
             </w:r>
           </w:p>
@@ -1887,7 +2125,7 @@
     </w:tbl>
     <w:p>
       <w:r>
-        <w:pict w14:anchorId="28E13EFE">
+        <w:pict w14:anchorId="1CE9E066">
           <v:rect id="_x0000_i1033" style="width:0;height:1.5pt" o:hralign="center" o:hrstd="t" o:hr="t" fillcolor="#a0a0a0" stroked="f"/>
         </w:pict>
       </w:r>
@@ -1921,51 +2159,77 @@
       </w:pPr>
       <w:r>
         <w:rPr>
-          <w:b/>
-          <w:shd w:val="clear" w:color="auto" w:fill="B7B7B7"/>
-        </w:rPr>
-        <w:t># Source</w:t>
-      </w:r>
-      <w:r>
-        <w:rPr>
-          <w:shd w:val="clear" w:color="auto" w:fill="B7B7B7"/>
-        </w:rPr>
-        <w:t xml:space="preserve">: </w:t>
-      </w:r>
-      <w:r>
-        <w:rPr>
-          <w:b/>
-          <w:shd w:val="clear" w:color="auto" w:fill="B7B7B7"/>
-        </w:rPr>
-        <w:t xml:space="preserve">Chatgpt </w:t>
-      </w:r>
-      <w:r>
-        <w:rPr>
-          <w:b/>
-          <w:sz w:val="14"/>
-          <w:szCs w:val="14"/>
-          <w:shd w:val="clear" w:color="auto" w:fill="B7B7B7"/>
-        </w:rPr>
-        <w:t>(GPT</w:t>
-      </w:r>
-      <w:r>
-        <w:rPr>
-          <w:rFonts w:ascii="Cambria Math" w:hAnsi="Cambria Math" w:cs="Cambria Math"/>
-          <w:b/>
-          <w:sz w:val="14"/>
-          <w:szCs w:val="14"/>
-          <w:shd w:val="clear" w:color="auto" w:fill="B7B7B7"/>
+          <w:rFonts w:ascii="Arial" w:eastAsia="Arial" w:hAnsi="Arial" w:cs="Arial"/>
+          <w:b/>
+          <w:color w:val="000000"/>
+          <w:sz w:val="18"/>
+          <w:highlight w:val="lightGray"/>
+        </w:rPr>
+        <w:t># Source: AI Source: Provided by: [Data Path</w:t>
+      </w:r>
+      <w:r>
+        <w:rPr>
+          <w:rFonts w:ascii="Arial" w:eastAsia="Arial" w:hAnsi="Arial" w:cs="Arial"/>
+          <w:color w:val="000000"/>
+          <w:sz w:val="18"/>
+          <w:highlight w:val="lightGray"/>
+        </w:rPr>
+        <w:t xml:space="preserve">: Persons Table -&gt; ID Column: 1, Name_En Column: Motasem Essam] -&gt; </w:t>
+      </w:r>
+      <w:r>
+        <w:rPr>
+          <w:rFonts w:ascii="Arial" w:eastAsia="Arial" w:hAnsi="Arial" w:cs="Arial"/>
+          <w:b/>
+          <w:color w:val="000000"/>
+          <w:sz w:val="18"/>
+          <w:highlight w:val="lightGray"/>
+        </w:rPr>
+        <w:t>From:</w:t>
+      </w:r>
+      <w:r>
+        <w:rPr>
+          <w:rFonts w:ascii="Arial" w:eastAsia="Arial" w:hAnsi="Arial" w:cs="Arial"/>
+          <w:color w:val="000000"/>
+          <w:sz w:val="18"/>
+          <w:highlight w:val="lightGray"/>
+        </w:rPr>
+        <w:t xml:space="preserve"> [Chatgpt (GPT</w:t>
+      </w:r>
+      <w:r>
+        <w:rPr>
+          <w:rFonts w:ascii="Arial" w:eastAsia="Arial" w:hAnsi="Arial" w:cs="Cambria Math"/>
+          <w:color w:val="000000"/>
+          <w:sz w:val="18"/>
+          <w:highlight w:val="lightGray"/>
         </w:rPr>
         <w:t>‑</w:t>
       </w:r>
       <w:r>
         <w:rPr>
-          <w:b/>
-          <w:sz w:val="14"/>
-          <w:szCs w:val="14"/>
-          <w:shd w:val="clear" w:color="auto" w:fill="B7B7B7"/>
-        </w:rPr>
-        <w:t>5 Mini) at [8/22/2025]</w:t>
+          <w:rFonts w:ascii="Arial" w:eastAsia="Arial" w:hAnsi="Arial" w:cs="Arial"/>
+          <w:color w:val="000000"/>
+          <w:sz w:val="18"/>
+          <w:highlight w:val="lightGray"/>
+        </w:rPr>
+        <w:t xml:space="preserve">5 Mini)] </w:t>
+      </w:r>
+      <w:r>
+        <w:rPr>
+          <w:rFonts w:ascii="Arial" w:eastAsia="Arial" w:hAnsi="Arial" w:cs="Arial"/>
+          <w:b/>
+          <w:color w:val="000000"/>
+          <w:sz w:val="18"/>
+          <w:highlight w:val="lightGray"/>
+        </w:rPr>
+        <w:t>on</w:t>
+      </w:r>
+      <w:r>
+        <w:rPr>
+          <w:rFonts w:ascii="Arial" w:eastAsia="Arial" w:hAnsi="Arial"/>
+          <w:sz w:val="18"/>
+          <w:highlight w:val="lightGray"/>
+        </w:rPr>
+        <w:t xml:space="preserve"> [8/22/2025]</w:t>
       </w:r>
     </w:p>
     <w:p>
@@ -1974,7 +2238,7 @@
           <w:ilvl w:val="0"/>
           <w:numId w:val="4"/>
         </w:numPr>
-        <w:spacing w:before="240"/>
+        <w:spacing w:before="240" w:after="0" w:line="276" w:lineRule="auto"/>
       </w:pPr>
       <w:r>
         <w:rPr>
@@ -2002,6 +2266,7 @@
           <w:ilvl w:val="0"/>
           <w:numId w:val="4"/>
         </w:numPr>
+        <w:spacing w:after="0" w:line="276" w:lineRule="auto"/>
       </w:pPr>
       <w:r>
         <w:rPr>
@@ -2029,6 +2294,7 @@
           <w:ilvl w:val="0"/>
           <w:numId w:val="4"/>
         </w:numPr>
+        <w:spacing w:after="0" w:line="276" w:lineRule="auto"/>
       </w:pPr>
       <w:r>
         <w:rPr>
@@ -2056,7 +2322,7 @@
           <w:ilvl w:val="0"/>
           <w:numId w:val="4"/>
         </w:numPr>
-        <w:spacing w:after="240"/>
+        <w:spacing w:after="240" w:line="276" w:lineRule="auto"/>
       </w:pPr>
       <w:r>
         <w:rPr>
@@ -2080,18 +2346,19 @@
     </w:p>
     <w:p>
       <w:r>
-        <w:pict w14:anchorId="643A562F">
+        <w:pict w14:anchorId="53525F3A">
           <v:rect id="_x0000_i1034" style="width:0;height:1.5pt" o:hralign="center" o:hrstd="t" o:hr="t" fillcolor="#a0a0a0" stroked="f"/>
         </w:pict>
       </w:r>
     </w:p>
+    <w:p/>
     <w:p/>
     <w:p/>
     <w:sectPr>
       <w:pgSz w:w="12240" w:h="15840"/>
       <w:pgMar w:top="1440" w:right="1440" w:bottom="1440" w:left="1440" w:header="720" w:footer="720" w:gutter="0"/>
-      <w:pgNumType w:start="1"/>
       <w:cols w:space="720"/>
+      <w:docGrid w:linePitch="360"/>
     </w:sectPr>
   </w:body>
 </w:document>
@@ -3198,18 +3465,6 @@
   <w:style w:type="paragraph" w:default="1" w:styleId="Normal">
     <w:name w:val="Normal"/>
     <w:qFormat/>
-    <w:rsid w:val="00B21906"/>
-    <w:pPr>
-      <w:spacing w:after="0" w:line="276" w:lineRule="auto"/>
-    </w:pPr>
-    <w:rPr>
-      <w:rFonts w:ascii="Arial" w:eastAsia="Arial" w:hAnsi="Arial" w:cs="Arial"/>
-      <w:kern w:val="0"/>
-      <w:sz w:val="22"/>
-      <w:szCs w:val="22"/>
-      <w:lang w:val="en"/>
-      <w14:ligatures w14:val="none"/>
-    </w:rPr>
   </w:style>
   <w:style w:type="paragraph" w:styleId="Heading1">
     <w:name w:val="heading 1"/>
@@ -3218,7 +3473,7 @@
     <w:link w:val="Heading1Char"/>
     <w:uiPriority w:val="9"/>
     <w:qFormat/>
-    <w:rsid w:val="007076EA"/>
+    <w:rsid w:val="004B4274"/>
     <w:pPr>
       <w:keepNext/>
       <w:keepLines/>
@@ -3240,7 +3495,7 @@
     <w:uiPriority w:val="9"/>
     <w:unhideWhenUsed/>
     <w:qFormat/>
-    <w:rsid w:val="007076EA"/>
+    <w:rsid w:val="004B4274"/>
     <w:pPr>
       <w:keepNext/>
       <w:keepLines/>
@@ -3263,7 +3518,7 @@
     <w:semiHidden/>
     <w:unhideWhenUsed/>
     <w:qFormat/>
-    <w:rsid w:val="007076EA"/>
+    <w:rsid w:val="004B4274"/>
     <w:pPr>
       <w:keepNext/>
       <w:keepLines/>
@@ -3286,7 +3541,7 @@
     <w:semiHidden/>
     <w:unhideWhenUsed/>
     <w:qFormat/>
-    <w:rsid w:val="007076EA"/>
+    <w:rsid w:val="004B4274"/>
     <w:pPr>
       <w:keepNext/>
       <w:keepLines/>
@@ -3309,7 +3564,7 @@
     <w:semiHidden/>
     <w:unhideWhenUsed/>
     <w:qFormat/>
-    <w:rsid w:val="007076EA"/>
+    <w:rsid w:val="004B4274"/>
     <w:pPr>
       <w:keepNext/>
       <w:keepLines/>
@@ -3330,11 +3585,11 @@
     <w:semiHidden/>
     <w:unhideWhenUsed/>
     <w:qFormat/>
-    <w:rsid w:val="007076EA"/>
+    <w:rsid w:val="004B4274"/>
     <w:pPr>
       <w:keepNext/>
       <w:keepLines/>
-      <w:spacing w:before="40"/>
+      <w:spacing w:before="40" w:after="0"/>
       <w:outlineLvl w:val="5"/>
     </w:pPr>
     <w:rPr>
@@ -3353,11 +3608,11 @@
     <w:semiHidden/>
     <w:unhideWhenUsed/>
     <w:qFormat/>
-    <w:rsid w:val="007076EA"/>
+    <w:rsid w:val="004B4274"/>
     <w:pPr>
       <w:keepNext/>
       <w:keepLines/>
-      <w:spacing w:before="40"/>
+      <w:spacing w:before="40" w:after="0"/>
       <w:outlineLvl w:val="6"/>
     </w:pPr>
     <w:rPr>
@@ -3374,10 +3629,11 @@
     <w:semiHidden/>
     <w:unhideWhenUsed/>
     <w:qFormat/>
-    <w:rsid w:val="007076EA"/>
+    <w:rsid w:val="004B4274"/>
     <w:pPr>
       <w:keepNext/>
       <w:keepLines/>
+      <w:spacing w:after="0"/>
       <w:outlineLvl w:val="7"/>
     </w:pPr>
     <w:rPr>
@@ -3396,10 +3652,11 @@
     <w:semiHidden/>
     <w:unhideWhenUsed/>
     <w:qFormat/>
-    <w:rsid w:val="007076EA"/>
+    <w:rsid w:val="004B4274"/>
     <w:pPr>
       <w:keepNext/>
       <w:keepLines/>
+      <w:spacing w:after="0"/>
       <w:outlineLvl w:val="8"/>
     </w:pPr>
     <w:rPr>
@@ -3439,7 +3696,7 @@
     <w:basedOn w:val="DefaultParagraphFont"/>
     <w:link w:val="Heading1"/>
     <w:uiPriority w:val="9"/>
-    <w:rsid w:val="007076EA"/>
+    <w:rsid w:val="004B4274"/>
     <w:rPr>
       <w:rFonts w:asciiTheme="majorHAnsi" w:eastAsiaTheme="majorEastAsia" w:hAnsiTheme="majorHAnsi" w:cstheme="majorBidi"/>
       <w:color w:val="2F5496" w:themeColor="accent1" w:themeShade="BF"/>
@@ -3452,7 +3709,7 @@
     <w:basedOn w:val="DefaultParagraphFont"/>
     <w:link w:val="Heading2"/>
     <w:uiPriority w:val="9"/>
-    <w:rsid w:val="007076EA"/>
+    <w:rsid w:val="004B4274"/>
     <w:rPr>
       <w:rFonts w:asciiTheme="majorHAnsi" w:eastAsiaTheme="majorEastAsia" w:hAnsiTheme="majorHAnsi" w:cstheme="majorBidi"/>
       <w:color w:val="2F5496" w:themeColor="accent1" w:themeShade="BF"/>
@@ -3466,7 +3723,7 @@
     <w:link w:val="Heading3"/>
     <w:uiPriority w:val="9"/>
     <w:semiHidden/>
-    <w:rsid w:val="007076EA"/>
+    <w:rsid w:val="004B4274"/>
     <w:rPr>
       <w:rFonts w:eastAsiaTheme="majorEastAsia" w:cstheme="majorBidi"/>
       <w:color w:val="2F5496" w:themeColor="accent1" w:themeShade="BF"/>
@@ -3480,7 +3737,7 @@
     <w:link w:val="Heading4"/>
     <w:uiPriority w:val="9"/>
     <w:semiHidden/>
-    <w:rsid w:val="007076EA"/>
+    <w:rsid w:val="004B4274"/>
     <w:rPr>
       <w:rFonts w:eastAsiaTheme="majorEastAsia" w:cstheme="majorBidi"/>
       <w:i/>
@@ -3494,7 +3751,7 @@
     <w:link w:val="Heading5"/>
     <w:uiPriority w:val="9"/>
     <w:semiHidden/>
-    <w:rsid w:val="007076EA"/>
+    <w:rsid w:val="004B4274"/>
     <w:rPr>
       <w:rFonts w:eastAsiaTheme="majorEastAsia" w:cstheme="majorBidi"/>
       <w:color w:val="2F5496" w:themeColor="accent1" w:themeShade="BF"/>
@@ -3506,7 +3763,7 @@
     <w:link w:val="Heading6"/>
     <w:uiPriority w:val="9"/>
     <w:semiHidden/>
-    <w:rsid w:val="007076EA"/>
+    <w:rsid w:val="004B4274"/>
     <w:rPr>
       <w:rFonts w:eastAsiaTheme="majorEastAsia" w:cstheme="majorBidi"/>
       <w:i/>
@@ -3520,7 +3777,7 @@
     <w:link w:val="Heading7"/>
     <w:uiPriority w:val="9"/>
     <w:semiHidden/>
-    <w:rsid w:val="007076EA"/>
+    <w:rsid w:val="004B4274"/>
     <w:rPr>
       <w:rFonts w:eastAsiaTheme="majorEastAsia" w:cstheme="majorBidi"/>
       <w:color w:val="595959" w:themeColor="text1" w:themeTint="A6"/>
@@ -3532,7 +3789,7 @@
     <w:link w:val="Heading8"/>
     <w:uiPriority w:val="9"/>
     <w:semiHidden/>
-    <w:rsid w:val="007076EA"/>
+    <w:rsid w:val="004B4274"/>
     <w:rPr>
       <w:rFonts w:eastAsiaTheme="majorEastAsia" w:cstheme="majorBidi"/>
       <w:i/>
@@ -3546,7 +3803,7 @@
     <w:link w:val="Heading9"/>
     <w:uiPriority w:val="9"/>
     <w:semiHidden/>
-    <w:rsid w:val="007076EA"/>
+    <w:rsid w:val="004B4274"/>
     <w:rPr>
       <w:rFonts w:eastAsiaTheme="majorEastAsia" w:cstheme="majorBidi"/>
       <w:color w:val="272727" w:themeColor="text1" w:themeTint="D8"/>
@@ -3559,7 +3816,7 @@
     <w:link w:val="TitleChar"/>
     <w:uiPriority w:val="10"/>
     <w:qFormat/>
-    <w:rsid w:val="007076EA"/>
+    <w:rsid w:val="004B4274"/>
     <w:pPr>
       <w:spacing w:after="80" w:line="240" w:lineRule="auto"/>
       <w:contextualSpacing/>
@@ -3577,7 +3834,7 @@
     <w:basedOn w:val="DefaultParagraphFont"/>
     <w:link w:val="Title"/>
     <w:uiPriority w:val="10"/>
-    <w:rsid w:val="007076EA"/>
+    <w:rsid w:val="004B4274"/>
     <w:rPr>
       <w:rFonts w:asciiTheme="majorHAnsi" w:eastAsiaTheme="majorEastAsia" w:hAnsiTheme="majorHAnsi" w:cstheme="majorBidi"/>
       <w:spacing w:val="-10"/>
@@ -3593,7 +3850,7 @@
     <w:link w:val="SubtitleChar"/>
     <w:uiPriority w:val="11"/>
     <w:qFormat/>
-    <w:rsid w:val="007076EA"/>
+    <w:rsid w:val="004B4274"/>
     <w:pPr>
       <w:numPr>
         <w:ilvl w:val="1"/>
@@ -3612,7 +3869,7 @@
     <w:basedOn w:val="DefaultParagraphFont"/>
     <w:link w:val="Subtitle"/>
     <w:uiPriority w:val="11"/>
-    <w:rsid w:val="007076EA"/>
+    <w:rsid w:val="004B4274"/>
     <w:rPr>
       <w:rFonts w:eastAsiaTheme="majorEastAsia" w:cstheme="majorBidi"/>
       <w:color w:val="595959" w:themeColor="text1" w:themeTint="A6"/>
@@ -3628,7 +3885,7 @@
     <w:link w:val="QuoteChar"/>
     <w:uiPriority w:val="29"/>
     <w:qFormat/>
-    <w:rsid w:val="007076EA"/>
+    <w:rsid w:val="004B4274"/>
     <w:pPr>
       <w:spacing w:before="160"/>
       <w:jc w:val="center"/>
@@ -3644,7 +3901,7 @@
     <w:basedOn w:val="DefaultParagraphFont"/>
     <w:link w:val="Quote"/>
     <w:uiPriority w:val="29"/>
-    <w:rsid w:val="007076EA"/>
+    <w:rsid w:val="004B4274"/>
     <w:rPr>
       <w:i/>
       <w:iCs/>
@@ -3656,7 +3913,7 @@
     <w:basedOn w:val="Normal"/>
     <w:uiPriority w:val="34"/>
     <w:qFormat/>
-    <w:rsid w:val="007076EA"/>
+    <w:rsid w:val="004B4274"/>
     <w:pPr>
       <w:ind w:left="720"/>
       <w:contextualSpacing/>
@@ -3667,7 +3924,7 @@
     <w:basedOn w:val="DefaultParagraphFont"/>
     <w:uiPriority w:val="21"/>
     <w:qFormat/>
-    <w:rsid w:val="007076EA"/>
+    <w:rsid w:val="004B4274"/>
     <w:rPr>
       <w:i/>
       <w:iCs/>
@@ -3681,7 +3938,7 @@
     <w:link w:val="IntenseQuoteChar"/>
     <w:uiPriority w:val="30"/>
     <w:qFormat/>
-    <w:rsid w:val="007076EA"/>
+    <w:rsid w:val="004B4274"/>
     <w:pPr>
       <w:pBdr>
         <w:top w:val="single" w:sz="4" w:space="10" w:color="2F5496" w:themeColor="accent1" w:themeShade="BF"/>
@@ -3702,7 +3959,7 @@
     <w:basedOn w:val="DefaultParagraphFont"/>
     <w:link w:val="IntenseQuote"/>
     <w:uiPriority w:val="30"/>
-    <w:rsid w:val="007076EA"/>
+    <w:rsid w:val="004B4274"/>
     <w:rPr>
       <w:i/>
       <w:iCs/>
@@ -3714,7 +3971,7 @@
     <w:basedOn w:val="DefaultParagraphFont"/>
     <w:uiPriority w:val="32"/>
     <w:qFormat/>
-    <w:rsid w:val="007076EA"/>
+    <w:rsid w:val="004B4274"/>
     <w:rPr>
       <w:b/>
       <w:bCs/>
